--- a/GirlHacks Sponsorship Tiers.docx
+++ b/GirlHacks Sponsorship Tiers.docx
@@ -782,8 +782,6 @@
           <w:b/>
         </w:rPr>
       </w:pPr>
-      <w:bookmarkStart w:id="0" w:name="_GoBack"/>
-      <w:bookmarkEnd w:id="0"/>
     </w:p>
     <w:tbl>
       <w:tblPr>
@@ -1890,7 +1888,7 @@
                 <w:sz w:val="26"/>
                 <w:szCs w:val="26"/>
               </w:rPr>
-              <w:t>$3000-$4999</w:t>
+              <w:t>$3000</w:t>
             </w:r>
           </w:p>
         </w:tc>
@@ -1939,7 +1937,7 @@
                 <w:sz w:val="26"/>
                 <w:szCs w:val="26"/>
               </w:rPr>
-              <w:t>$1500-$2999</w:t>
+              <w:t>$1500</w:t>
             </w:r>
           </w:p>
         </w:tc>
@@ -1988,8 +1986,10 @@
                 <w:sz w:val="26"/>
                 <w:szCs w:val="26"/>
               </w:rPr>
-              <w:t>$500-$1000</w:t>
-            </w:r>
+              <w:t>$500</w:t>
+            </w:r>
+            <w:bookmarkStart w:id="0" w:name="_GoBack"/>
+            <w:bookmarkEnd w:id="0"/>
           </w:p>
         </w:tc>
       </w:tr>
@@ -2110,6 +2110,7 @@
       <w:pStyle w:val="Header"/>
       <w:jc w:val="center"/>
       <w:rPr>
+        <w:rFonts w:hint="eastAsia"/>
         <w:b/>
         <w:i/>
         <w:color w:val="5F497A" w:themeColor="accent4" w:themeShade="BF"/>
@@ -2128,7 +2129,7 @@
         <w:szCs w:val="40"/>
       </w:rPr>
       <w:drawing>
-        <wp:anchor distT="0" distB="0" distL="114300" distR="114300" simplePos="0" relativeHeight="251658240" behindDoc="0" locked="0" layoutInCell="1" allowOverlap="1" wp14:anchorId="1A4F2CC8" wp14:editId="6A75BF22">
+        <wp:anchor distT="0" distB="0" distL="114300" distR="114300" simplePos="0" relativeHeight="251658240" behindDoc="0" locked="0" layoutInCell="1" allowOverlap="1" wp14:anchorId="43985D74" wp14:editId="4745F445">
           <wp:simplePos x="0" y="0"/>
           <wp:positionH relativeFrom="column">
             <wp:posOffset>-457200</wp:posOffset>
@@ -2373,6 +2374,7 @@
   <w:style w:type="character" w:default="1" w:styleId="DefaultParagraphFont">
     <w:name w:val="Default Paragraph Font"/>
     <w:uiPriority w:val="1"/>
+    <w:semiHidden/>
     <w:unhideWhenUsed/>
   </w:style>
   <w:style w:type="table" w:default="1" w:styleId="TableNormal">
@@ -2650,6 +2652,7 @@
   <w:style w:type="character" w:default="1" w:styleId="DefaultParagraphFont">
     <w:name w:val="Default Paragraph Font"/>
     <w:uiPriority w:val="1"/>
+    <w:semiHidden/>
     <w:unhideWhenUsed/>
   </w:style>
   <w:style w:type="table" w:default="1" w:styleId="TableNormal">
@@ -3093,7 +3096,7 @@
 </file>
 
 <file path=customXml/itemProps1.xml><?xml version="1.0" encoding="utf-8"?>
-<ds:datastoreItem xmlns:ds="http://schemas.openxmlformats.org/officeDocument/2006/customXml" ds:itemID="{CB01B7E9-0245-3044-A37E-ADE5B4E8E93B}">
+<ds:datastoreItem xmlns:ds="http://schemas.openxmlformats.org/officeDocument/2006/customXml" ds:itemID="{A33ABD20-7BDB-A945-9F05-78C138CA0FB7}">
   <ds:schemaRefs>
     <ds:schemaRef ds:uri="http://schemas.openxmlformats.org/officeDocument/2006/bibliography"/>
   </ds:schemaRefs>
